--- a/_paper-accademico/docx/paper-italiano-crusca.docx
+++ b/_paper-accademico/docx/paper-italiano-crusca.docx
@@ -24,7 +24,7 @@
         <w:t>Autore</w:t>
       </w:r>
       <w:r>
-        <w:t>: Luigi De Michele</w:t>
+        <w:t>: Dott. Luigi De Michele</w:t>
       </w:r>
     </w:p>
     <w:p>
